--- a/public/docs/Benchmark_Catalog_V45.docx
+++ b/public/docs/Benchmark_Catalog_V45.docx
@@ -413,10 +413,10 @@
           <w:tcPr>
             <w:tcW w:type="dxa" w:w="9600"/>
             <w:tcBorders>
-              <w:top w:val="none" w:color="FFFFFF" w:sz="0"/>
+              <w:top w:val="nil" w:color="FFFFFF" w:sz="1"/>
               <w:left w:val="single" w:color="FB7185" w:sz="18"/>
-              <w:bottom w:val="none" w:color="FFFFFF" w:sz="0"/>
-              <w:right w:val="none" w:color="FFFFFF" w:sz="0"/>
+              <w:bottom w:val="nil" w:color="FFFFFF" w:sz="1"/>
+              <w:right w:val="nil" w:color="FFFFFF" w:sz="1"/>
             </w:tcBorders>
             <w:tcMar>
               <w:top w:type="dxa" w:w="80"/>
@@ -484,10 +484,10 @@
           <w:tcPr>
             <w:tcW w:type="dxa" w:w="9600"/>
             <w:tcBorders>
-              <w:top w:val="none" w:color="FFFFFF" w:sz="0"/>
+              <w:top w:val="nil" w:color="FFFFFF" w:sz="1"/>
               <w:left w:val="single" w:color="FB7185" w:sz="18"/>
-              <w:bottom w:val="none" w:color="FFFFFF" w:sz="0"/>
-              <w:right w:val="none" w:color="FFFFFF" w:sz="0"/>
+              <w:bottom w:val="nil" w:color="FFFFFF" w:sz="1"/>
+              <w:right w:val="nil" w:color="FFFFFF" w:sz="1"/>
             </w:tcBorders>
             <w:tcMar>
               <w:top w:type="dxa" w:w="80"/>
